--- a/Blog_6_-_How_Markets_Change_Their_Mind.docx
+++ b/Blog_6_-_How_Markets_Change_Their_Mind.docx
@@ -16,7 +16,7 @@
     <w:p/>
     <w:p>
       <w:r>
-        <w:t xml:space="preserve">Haven't wrote a personal section in a little bit. My boy Carl said he immediately closed the last blog because there wasn't one. So this ones for Cal.</w:t>
+        <w:t xml:space="preserve">Haven't wrote a personal section in a little bit. My boy Cal said he immediately closed the last blog because there wasn't one. So this ones for Cal.</w:t>
       </w:r>
     </w:p>
     <w:p/>
